--- a/Chapter 12 - Burger.docx
+++ b/Chapter 12 - Burger.docx
@@ -80,7 +80,7 @@
       </w:pPr>
       <w:r>
         <w:rPr/>
-        <w:t>No four forty-four wake up call from his deepest, darkest fears. And there was even more good news. He’d found the shower! Not the dank mouldy cupboard on the stairs up to the balcony. No, beyond the library, there was a wonderful new bathroom and also a kitchen.</w:t>
+        <w:t>No four forty-four wake-up call from his deepest, darkest fears. And there was even more good news. He’d found the shower! Not the dank mouldy cupboard on the stairs up to the balcony. No, beyond the library, there was a wonderful new bathroom and also a kitchen.</w:t>
       </w:r>
     </w:p>
     <w:p>
@@ -149,7 +149,7 @@
       </w:pPr>
       <w:r>
         <w:rPr/>
-        <w:t xml:space="preserve">You’ve been put in charge of a chapel full of STUFF! Paintings, cigarette cards, french art deco glass. </w:t>
+        <w:t xml:space="preserve">You’ve been put in charge of a chapel full of STUFF! Paintings, cigarette cards, French art deco glass. </w:t>
         <w:br/>
         <w:t xml:space="preserve">And you’ve also been put in charge of a maze of books. </w:t>
       </w:r>
@@ -220,30 +220,30 @@
       </w:pPr>
       <w:r>
         <w:rPr/>
-        <w:t xml:space="preserve">He didn’t trust on-line to deliver a pair of trousers that fit. So he looked up the nearest Luke and Fletcher. Luke and Fletcher was the store where he always bought his trousers. When he’d been on the force, it was the place where he’d always bought his suits. </w:t>
-      </w:r>
-    </w:p>
-    <w:p>
-      <w:pPr>
-        <w:pStyle w:val="Normal"/>
-        <w:bidi w:val="0"/>
-        <w:jc w:val="left"/>
-        <w:rPr/>
-      </w:pPr>
-      <w:r>
-        <w:rPr/>
-      </w:r>
-    </w:p>
-    <w:p>
-      <w:pPr>
-        <w:pStyle w:val="Normal"/>
-        <w:bidi w:val="0"/>
-        <w:jc w:val="left"/>
-        <w:rPr/>
-      </w:pPr>
-      <w:r>
-        <w:rPr/>
-        <w:t>There was an out of town store on a industrial estate, not far from the chapel. But for some reason, that didn’t interest Klee.</w:t>
+        <w:t xml:space="preserve">He didn’t trust on-line to deliver a pair of trousers that fitted. So he looked up the nearest Luke and Fletcher. Luke and Fletcher was the store where he always bought his trousers. When he’d been on the force, it was the place where he’d always bought his suits. </w:t>
+      </w:r>
+    </w:p>
+    <w:p>
+      <w:pPr>
+        <w:pStyle w:val="Normal"/>
+        <w:bidi w:val="0"/>
+        <w:jc w:val="left"/>
+        <w:rPr/>
+      </w:pPr>
+      <w:r>
+        <w:rPr/>
+      </w:r>
+    </w:p>
+    <w:p>
+      <w:pPr>
+        <w:pStyle w:val="Normal"/>
+        <w:bidi w:val="0"/>
+        <w:jc w:val="left"/>
+        <w:rPr/>
+      </w:pPr>
+      <w:r>
+        <w:rPr/>
+        <w:t>There was an out of town store on an industrial estate, not far from the chapel. But for some reason, that didn’t interest Klee.</w:t>
       </w:r>
     </w:p>
     <w:p>
@@ -362,7 +362,7 @@
       </w:pPr>
       <w:r>
         <w:rPr/>
-        <w:t>And, because obviously the kind of person who wins a nobel prize, well, there’s a chance that he’s a bit of a nerd. He was very serious about the answer.</w:t>
+        <w:t>And, because obviously the kind of person who wins a Nobel prize, well, there’s a chance that he’s a bit of a nerd. He was very serious about the answer.</w:t>
         <w:br/>
         <w:t>“Well for me, it’s the three B’s” and he held up three fingers “Bus, bath and…” and Klee wondered if the third would be burger. But no, in this particular genius’s case, the third magic B was “Bed.”</w:t>
       </w:r>
@@ -511,30 +511,30 @@
       </w:pPr>
       <w:r>
         <w:rPr/>
-        <w:t>The bus ride had done its trick. He’d slipped into a reverie. He’d found himself in the centre of Birmingham. A shopping centre on top of a railway station connected to another shopping centre.  Another maze. And he’d banged around it until he’d found the Luke’s and Fletchers. He didn’t need to try them on. He knew their trousers fitted.</w:t>
-      </w:r>
-    </w:p>
-    <w:p>
-      <w:pPr>
-        <w:pStyle w:val="Normal"/>
-        <w:bidi w:val="0"/>
-        <w:jc w:val="left"/>
-        <w:rPr/>
-      </w:pPr>
-      <w:r>
-        <w:rPr/>
-      </w:r>
-    </w:p>
-    <w:p>
-      <w:pPr>
-        <w:pStyle w:val="Normal"/>
-        <w:bidi w:val="0"/>
-        <w:jc w:val="left"/>
-        <w:rPr/>
-      </w:pPr>
-      <w:r>
-        <w:rPr/>
-        <w:t>And so he’d rewarded himself with a burger in Billy’s burgers. The whole morning he’d been in a bit of a turn yourself around, sort yourself out kind of haze. Occasionally he’d check his phone. Check the app that showed him the cameras. But then he’d sink down into, what he suspected might be a new routine.</w:t>
+        <w:t>The bus ride had done its trick. He’d slipped into a reverie. He’d found himself in the centre of Birmingham. A shopping centre on top of a railway station connected to another shopping centre.  Another maze. And he’d banged around it until he’d found Luke and Fletcher’s. He didn’t need to try them on. He knew their trousers fitted.</w:t>
+      </w:r>
+    </w:p>
+    <w:p>
+      <w:pPr>
+        <w:pStyle w:val="Normal"/>
+        <w:bidi w:val="0"/>
+        <w:jc w:val="left"/>
+        <w:rPr/>
+      </w:pPr>
+      <w:r>
+        <w:rPr/>
+      </w:r>
+    </w:p>
+    <w:p>
+      <w:pPr>
+        <w:pStyle w:val="Normal"/>
+        <w:bidi w:val="0"/>
+        <w:jc w:val="left"/>
+        <w:rPr/>
+      </w:pPr>
+      <w:r>
+        <w:rPr/>
+        <w:t>And so he’d rewarded himself with a burger in Billy’s Burgers. The whole morning he’d been in a bit of a turn yourself around, sort yourself out kind of haze. Occasionally he’d check his phone. Check the app that showed him the cameras. But then he’d sink down into, what he suspected might be a new routine.</w:t>
       </w:r>
     </w:p>
     <w:p>

--- a/Chapter 12 - Burger.docx
+++ b/Chapter 12 - Burger.docx
@@ -4,97 +4,73 @@
   <w:body>
     <w:p>
       <w:r>
+        <w:t>Burger</w:t>
+      </w:r>
+    </w:p>
+    <w:p/>
+    <w:p>
+      <w:r>
         <w:t xml:space="preserve">A good night. </w:t>
       </w:r>
     </w:p>
     <w:p/>
     <w:p>
       <w:r>
-        <w:t xml:space="preserve">Maybe because he felt he could sleep a little more soundly after installing the locks and the cameras. Maybe because he’d got used to living in a tent, in a chapel, next to a maze. Maybe because the day preceding that night of uninterrupted unconsciousness had been </w:t>
-      </w:r>
-      <w:proofErr w:type="gramStart"/>
-      <w:r>
-        <w:t>absolutely exhausting</w:t>
-      </w:r>
-      <w:proofErr w:type="gramEnd"/>
-      <w:r>
-        <w:t xml:space="preserve">. When was the last </w:t>
-      </w:r>
-      <w:proofErr w:type="gramStart"/>
-      <w:r>
-        <w:t>time</w:t>
-      </w:r>
-      <w:proofErr w:type="gramEnd"/>
-      <w:r>
-        <w:t xml:space="preserve"> he’d </w:t>
-      </w:r>
-      <w:proofErr w:type="gramStart"/>
-      <w:r>
-        <w:t>actually chased</w:t>
-      </w:r>
-      <w:proofErr w:type="gramEnd"/>
-      <w:r>
-        <w:t xml:space="preserve"> villains like that?  </w:t>
-      </w:r>
-    </w:p>
-    <w:p/>
-    <w:p>
-      <w:r>
-        <w:t xml:space="preserve">When was the last </w:t>
-      </w:r>
-      <w:proofErr w:type="gramStart"/>
-      <w:r>
-        <w:t>time</w:t>
-      </w:r>
-      <w:proofErr w:type="gramEnd"/>
-      <w:r>
-        <w:t xml:space="preserve"> he’d chased villains and jumped off a wall? One of the advantages of being in the Met was that there was always someone in uniform who you could send off to do the chasing. </w:t>
-      </w:r>
-    </w:p>
-    <w:p/>
-    <w:p>
-      <w:r>
-        <w:t xml:space="preserve">No four forty-four wake-up call from his deepest, darkest fears. And there was </w:t>
-      </w:r>
-      <w:proofErr w:type="gramStart"/>
-      <w:r>
-        <w:t>even more good</w:t>
-      </w:r>
-      <w:proofErr w:type="gramEnd"/>
-      <w:r>
-        <w:t xml:space="preserve"> news. He’d found the shower! Not the dank mouldy cupboard on the stairs up to the balcony. No, beyond the library, there was a wonderful new bathroom </w:t>
-      </w:r>
-      <w:proofErr w:type="gramStart"/>
-      <w:r>
-        <w:t>and also</w:t>
-      </w:r>
-      <w:proofErr w:type="gramEnd"/>
-      <w:r>
-        <w:t xml:space="preserve"> a kitchen.</w:t>
-      </w:r>
-    </w:p>
-    <w:p/>
-    <w:p>
-      <w:r>
-        <w:t xml:space="preserve">So, this morning, he’d walked through his maze – his maze! And showered, and then, making himself a coffee, he’d walked back as far as the centre, </w:t>
+        <w:t>Maybe because he felt he could sleep a little more soundly after installing the locks and the cameras. Maybe because he</w:t>
+      </w:r>
+      <w:r>
+        <w:t xml:space="preserve"> was getting used to</w:t>
+      </w:r>
+      <w:r>
+        <w:t xml:space="preserve"> living in a tent, in a chapel, next to a maze. Maybe because the day preceding that night of uninterrupted unconsciousness had been absolutely exhausting. When was the last time he’d actually chased villains like that?  </w:t>
+      </w:r>
+    </w:p>
+    <w:p/>
+    <w:p>
+      <w:r>
+        <w:t xml:space="preserve">When was the last time he’d chased villains and jumped off a wall? One of the advantages of being in the Met was that there was always someone in uniform who you could send off to do the chasing. </w:t>
+      </w:r>
+    </w:p>
+    <w:p/>
+    <w:p>
+      <w:r>
+        <w:t>No four forty-four wake-up call from his deepest, darkest fears. And there was even more good news. He’d found the shower! Not the dank mouldy cupboard on the stairs up to the balcony. No, beyond the library, there was a wonderful new bathroom and also a kitchen.</w:t>
+      </w:r>
+    </w:p>
+    <w:p/>
+    <w:p>
+      <w:r>
+        <w:t>So, this morning, he’d walked through his maze – his maze! And showered, and then, making himself a coffee, he’d walked back as far as the centre</w:t>
+      </w:r>
+      <w:r>
+        <w:t xml:space="preserve"> of the maze.</w:t>
+      </w:r>
+      <w:r>
+        <w:t xml:space="preserve"> </w:t>
+      </w:r>
+      <w:r>
+        <w:t xml:space="preserve">He’d sat in the single armchair </w:t>
+      </w:r>
+      <w:r>
+        <w:t xml:space="preserve">and </w:t>
       </w:r>
       <w:r>
         <w:t>taken</w:t>
       </w:r>
       <w:r>
-        <w:t xml:space="preserve"> a seat and </w:t>
-      </w:r>
-      <w:r>
-        <w:t>taken</w:t>
-      </w:r>
-      <w:r>
         <w:t xml:space="preserve"> a minute to take stock.</w:t>
       </w:r>
     </w:p>
     <w:p/>
     <w:p>
       <w:r>
-        <w:t>You’re on the run from the Met. Or at least you think you are. There’s only one way to know for sure, and that would be to give them a chance to catch you.</w:t>
+        <w:t>You’re on the run from the Met. Or at least you think you are.</w:t>
+      </w:r>
+      <w:r>
+        <w:t xml:space="preserve"> The bomb was a bit of a clue and hey? Aren’t you a detective.</w:t>
+      </w:r>
+      <w:r>
+        <w:t xml:space="preserve"> There’s only one way to know for sure, and that would be to give them a chance to catch you.</w:t>
       </w:r>
     </w:p>
     <w:p/>
@@ -110,7 +86,25 @@
     <w:p/>
     <w:p>
       <w:r>
-        <w:t xml:space="preserve">He had to spend most of the morning waiting in. For deliveries. One of the aspects of fleeing for your life in a, slightly, stolen lime green car in fear for your life from Europe’s, apparently largest and most efficient police force, is that you don’t have any time to pack. </w:t>
+        <w:t>He had to spend most of the morning waiting in. For deliveries. One of the aspects of fleeing for your life in a, slightly</w:t>
+      </w:r>
+      <w:r>
+        <w:t>-</w:t>
+      </w:r>
+      <w:r>
+        <w:t>stolen</w:t>
+      </w:r>
+      <w:r>
+        <w:t>,</w:t>
+      </w:r>
+      <w:r>
+        <w:t xml:space="preserve"> lime green car in fear for your life from Europe’s, largest and </w:t>
+      </w:r>
+      <w:r>
+        <w:t xml:space="preserve">supposedly </w:t>
+      </w:r>
+      <w:r>
+        <w:t xml:space="preserve">most efficient police force, is that you don’t have any time to pack. </w:t>
       </w:r>
     </w:p>
     <w:p/>
@@ -134,29 +128,13 @@
         <w:t>,</w:t>
       </w:r>
       <w:r>
-        <w:t xml:space="preserve"> he looked up the nearest Luke and Fletcher. Luke and Fletcher </w:t>
-      </w:r>
-      <w:proofErr w:type="gramStart"/>
-      <w:r>
-        <w:t>was</w:t>
-      </w:r>
-      <w:proofErr w:type="gramEnd"/>
-      <w:r>
-        <w:t xml:space="preserve"> the store where he always bought his trousers. When he’d been on the force, it was the place where he’d always bought his suits. </w:t>
-      </w:r>
-    </w:p>
-    <w:p/>
-    <w:p>
-      <w:r>
-        <w:t xml:space="preserve">There was an </w:t>
-      </w:r>
-      <w:proofErr w:type="gramStart"/>
-      <w:r>
-        <w:t>out of town</w:t>
-      </w:r>
-      <w:proofErr w:type="gramEnd"/>
-      <w:r>
-        <w:t xml:space="preserve"> store on</w:t>
+        <w:t xml:space="preserve"> he looked up the nearest Luke and Fletcher. Luke and Fletcher was the store where he always bought his trousers. When he’d been on the force, it was the place where he’d always bought his suits. </w:t>
+      </w:r>
+    </w:p>
+    <w:p/>
+    <w:p>
+      <w:r>
+        <w:t>There was an out of town store on</w:t>
       </w:r>
       <w:r>
         <w:t>e, on</w:t>
@@ -180,32 +158,28 @@
     <w:p/>
     <w:p>
       <w:r>
-        <w:t xml:space="preserve">Sherlock Holmes had his pipe and his violin and therefore, it is to be deduced, my dear Watson, his despairing neighbours. Morse had his opera. Poirot had his tisanes, that didn’t even sound inviting in the books. </w:t>
-      </w:r>
-    </w:p>
-    <w:p/>
-    <w:p>
-      <w:r>
+        <w:t>Sherlock Holmes had his pipe and his violin and therefore, it is to be deduced, my dear Watson, his despairing neighbours. Morse had his opera. Poirot had his tisanes,</w:t>
+      </w:r>
+      <w:r>
+        <w:t xml:space="preserve"> and his extremely peculiar sexual practices. Oh come on! Nobody with a moustache like that has a plain vanilla sex life.</w:t>
+      </w:r>
+    </w:p>
+    <w:p>
+      <w:r>
+        <w:lastRenderedPageBreak/>
         <w:t>Klee had buses and burgers. He’d seen an interview once with a professor, some Nobel prize winner. And it was on some kind of youth show. Maybe what they call now an “Ask me anything” and, of course, somebody had asked this guy “Where do you get your ideas from?”</w:t>
       </w:r>
     </w:p>
     <w:p/>
     <w:p>
       <w:r>
-        <w:lastRenderedPageBreak/>
         <w:t>And, because obviously the kind of person who wins a Nobel prize, well, there’s a chance that he’s a bit of a nerd. He was very serious about the answer.</w:t>
       </w:r>
+    </w:p>
+    <w:p>
       <w:r>
         <w:br/>
-        <w:t xml:space="preserve">“Well for me, it’s the three B’s” and he held up three fingers “Bus, bath and…” and Klee wondered if the third would be burger. But no, in this </w:t>
-      </w:r>
-      <w:proofErr w:type="gramStart"/>
-      <w:r>
-        <w:t>particular genius’s</w:t>
-      </w:r>
-      <w:proofErr w:type="gramEnd"/>
-      <w:r>
-        <w:t xml:space="preserve"> case, the third magic B was “Bed.”</w:t>
+        <w:t>“Well for me, it’s the three B’s” and he held up three fingers “Bus, bath and…” and Klee wondered if the third would be burger. But no, in this particular genius’s case, the third magic B was “Bed.”</w:t>
       </w:r>
     </w:p>
     <w:p/>
@@ -231,33 +205,35 @@
       <w:r>
         <w:t>Bus. The bloke had nailed it with the bus. Upstairs and the very front if possible. It was hard not to slip into some kind of trance. It was hard not to be fascinated by what you could suddenly see over people’s fences that you couldn’t see at street level.</w:t>
       </w:r>
-    </w:p>
-    <w:p/>
-    <w:p>
-      <w:r>
-        <w:t xml:space="preserve">Bath? Maybe. Things had to be going </w:t>
-      </w:r>
-      <w:proofErr w:type="gramStart"/>
-      <w:r>
-        <w:t>really badly</w:t>
-      </w:r>
-      <w:proofErr w:type="gramEnd"/>
-      <w:r>
-        <w:t xml:space="preserve"> for Klee to run a bath. Klee was more of a shower man. But he’d had good ideas in the shower, certainly. Something about that moment when the water hit his feet. That was another quirk maybe about Klee. Maybe it was a good question to ask someone if you </w:t>
-      </w:r>
-      <w:proofErr w:type="gramStart"/>
-      <w:r>
-        <w:t>were  getting</w:t>
-      </w:r>
-      <w:proofErr w:type="gramEnd"/>
-      <w:r>
-        <w:t xml:space="preserve"> to know them – when you get into the shower? Which bit of you do you get wet first? Klee hated showers with fixed heads, you sometimes got them in cheap hotels. Because he wanted to get his feet wet first. Always. </w:t>
-      </w:r>
-    </w:p>
-    <w:p/>
-    <w:p>
-      <w:r>
-        <w:t>But he was disappointed when the famous Nobel prize-winning guy didn’t say burger. He’d seen some documentary about how the whole experience of walking into a burger restaurant – and it had been his favourite, Billy’s Burgers – was engineered to be easy, smooth and reassuring. And maybe that was it. Maybe it was that the food was the same every time. Klee never went for the new, tantalizing option.</w:t>
+      <w:r>
+        <w:t xml:space="preserve"> </w:t>
+      </w:r>
+    </w:p>
+    <w:p/>
+    <w:p>
+      <w:r>
+        <w:t>Bath? Maybe. Things had to be going really badly for Klee to run a bath. Klee was more of a shower man. But he’d had good ideas in the shower, certainly. Something about that moment when the water hit his feet.</w:t>
+      </w:r>
+      <w:r>
+        <w:t xml:space="preserve"> He always went into a shower feet first.</w:t>
+      </w:r>
+      <w:r>
+        <w:t xml:space="preserve"> That was another quirk maybe about Klee. Maybe it was a good question to ask someone if you were  getting to know them – when you get into the shower? Which bit of you do you get wet first? Klee hated showers with fixed heads, you sometimes got them in cheap hotels. Because he wanted to get his feet wet first. Always. </w:t>
+      </w:r>
+    </w:p>
+    <w:p/>
+    <w:p>
+      <w:r>
+        <w:t>H</w:t>
+      </w:r>
+      <w:r>
+        <w:t>e was disappointed when the famous Nobel prize-winning guy didn’t say burger. He’d seen some documentary about how the whole experience of walking into a burger restaurant – and it had been his favourite, Billy’s Burgers – was engineered to be easy, smooth and reassuring.</w:t>
+      </w:r>
+      <w:r>
+        <w:t xml:space="preserve"> The lighting. The music.</w:t>
+      </w:r>
+      <w:r>
+        <w:t xml:space="preserve"> And maybe that was it. Maybe it was that the food was the same every time. Klee never went for the new, tantalizing option.</w:t>
       </w:r>
     </w:p>
     <w:p>
@@ -269,7 +245,44 @@
     <w:p/>
     <w:p>
       <w:r>
-        <w:t>The bus ride had done its trick. He’d slipped into a reverie. He’d found himself in the centre of Birmingham. A shopping centre on top of a railway station connected to another shopping centre.  Another maze. And he’d banged around it until he’d found Luke and Fletcher’s. He didn’t need to try them on. He knew their trousers fitted.</w:t>
+        <w:t>He needed to think. So</w:t>
+      </w:r>
+      <w:r>
+        <w:t>,</w:t>
+      </w:r>
+      <w:r>
+        <w:t xml:space="preserve"> he looked up which bus would take him into</w:t>
+      </w:r>
+      <w:r>
+        <w:t xml:space="preserve"> the centre of town</w:t>
+      </w:r>
+      <w:r>
+        <w:t xml:space="preserve"> and he got on the bus and went in search of a burger. </w:t>
+      </w:r>
+    </w:p>
+    <w:p/>
+    <w:p>
+      <w:r>
+        <w:t>He climbed the stairs and settled himself in the front seat.</w:t>
+      </w:r>
+      <w:r>
+        <w:br/>
+      </w:r>
+      <w:r>
+        <w:br/>
+      </w:r>
+      <w:r>
+        <w:t xml:space="preserve">He’d slipped into a reverie. He’d found himself in the centre of Birmingham. A shopping centre on top of a railway station connected to another shopping centre.  Another maze. And he’d banged around it until he’d found Luke and Fletcher’s. He didn’t need to try them on. He knew </w:t>
+      </w:r>
+      <w:r>
+        <w:rPr>
+          <w:i/>
+          <w:iCs/>
+        </w:rPr>
+        <w:t>their</w:t>
+      </w:r>
+      <w:r>
+        <w:t xml:space="preserve"> trousers fitted.</w:t>
       </w:r>
     </w:p>
     <w:p/>
@@ -278,15 +291,16 @@
         <w:t>And so</w:t>
       </w:r>
       <w:r>
-        <w:t>,</w:t>
-      </w:r>
-      <w:r>
-        <w:t xml:space="preserve"> he’d rewarded himself with a burger in Billy’s Burgers. The whole morning he’d been in a bit of a turn yourself around, sort yourself out kind of haze. Occasionally he’d check his phone. Check the app that showed him the cameras. But then he’d sink down into, what he suspected might be a new routine.</w:t>
-      </w:r>
-    </w:p>
-    <w:p/>
-    <w:p>
-      <w:r>
+        <w:t>, he could reward himself with</w:t>
+      </w:r>
+      <w:r>
+        <w:t xml:space="preserve"> a burger in Billy’s Burgers. The whole morning he’d been in a bit of a turn yourself around, sort yourself out kind of haze. Occasionally he’d check his phone. Check the app that showed him the cameras. But then he’d sink down into, what he suspected might be a new routine.</w:t>
+      </w:r>
+    </w:p>
+    <w:p/>
+    <w:p>
+      <w:r>
+        <w:lastRenderedPageBreak/>
         <w:t xml:space="preserve">Get the bus into town, do your bits and then order a Billy’s double bubble burger. But as Ernesto Klee took that first bite. He came out of his trance, as if he’d bitten into the burger and broken a tooth.  </w:t>
       </w:r>
     </w:p>
@@ -299,7 +313,10 @@
     <w:p/>
     <w:p>
       <w:r>
-        <w:t>He thought he knew why the garage was empty.</w:t>
+        <w:t>He thought he knew why the garage was empty</w:t>
+      </w:r>
+      <w:r>
+        <w:t>.</w:t>
       </w:r>
     </w:p>
     <w:sectPr>

--- a/Chapter 12 - Burger.docx
+++ b/Chapter 12 - Burger.docx
@@ -22,19 +22,41 @@
         <w:t xml:space="preserve"> was getting used to</w:t>
       </w:r>
       <w:r>
-        <w:t xml:space="preserve"> living in a tent, in a chapel, next to a maze. Maybe because the day preceding that night of uninterrupted unconsciousness had been absolutely exhausting. When was the last time he’d actually chased villains like that?  </w:t>
-      </w:r>
-    </w:p>
-    <w:p/>
-    <w:p>
-      <w:r>
-        <w:t xml:space="preserve">When was the last time he’d chased villains and jumped off a wall? One of the advantages of being in the Met was that there was always someone in uniform who you could send off to do the chasing. </w:t>
-      </w:r>
-    </w:p>
-    <w:p/>
-    <w:p>
-      <w:r>
-        <w:t>No four forty-four wake-up call from his deepest, darkest fears. And there was even more good news. He’d found the shower! Not the dank mouldy cupboard on the stairs up to the balcony. No, beyond the library, there was a wonderful new bathroom and also a kitchen.</w:t>
+        <w:t xml:space="preserve"> living in a tent, in a chapel, next to a maze. Maybe because the day preceding that night of uninterrupted unconsciousness had been absolutely exhausting. When was the last time he’d actually </w:t>
+      </w:r>
+      <w:r>
+        <w:rPr>
+          <w:i/>
+          <w:iCs/>
+        </w:rPr>
+        <w:t>chased</w:t>
+      </w:r>
+      <w:r>
+        <w:t xml:space="preserve"> villains like that?  </w:t>
+      </w:r>
+    </w:p>
+    <w:p/>
+    <w:p>
+      <w:r>
+        <w:t>When was the last</w:t>
+      </w:r>
+      <w:r>
+        <w:t xml:space="preserve"> time he’d</w:t>
+      </w:r>
+      <w:r>
+        <w:t xml:space="preserve"> jumped off a wall? One of the advantages of being </w:t>
+      </w:r>
+      <w:r>
+        <w:t xml:space="preserve">a detective in the </w:t>
+      </w:r>
+      <w:r>
+        <w:t xml:space="preserve">Met was that there was always someone in uniform who you could send off to do the chasing. </w:t>
+      </w:r>
+    </w:p>
+    <w:p/>
+    <w:p>
+      <w:r>
+        <w:t>No four forty-four wake-up call from his deepest, darkest fears. And there was more good news. He’d found the shower! Not the dank mouldy cupboard on the stairs up to the balcony. No, beyond the library, there was a wonderful new bathroom and also a kitchen.</w:t>
       </w:r>
     </w:p>
     <w:p/>
@@ -67,10 +89,22 @@
         <w:t>You’re on the run from the Met. Or at least you think you are.</w:t>
       </w:r>
       <w:r>
-        <w:t xml:space="preserve"> The bomb was a bit of a clue and hey? Aren’t you a detective.</w:t>
-      </w:r>
-      <w:r>
-        <w:t xml:space="preserve"> There’s only one way to know for sure, and that would be to give them a chance to catch you.</w:t>
+        <w:t xml:space="preserve"> The bomb was a bit of a clue and hey</w:t>
+      </w:r>
+      <w:r>
+        <w:t>!</w:t>
+      </w:r>
+      <w:r>
+        <w:t xml:space="preserve"> Aren’t you a detective</w:t>
+      </w:r>
+      <w:r>
+        <w:t>?</w:t>
+      </w:r>
+      <w:r>
+        <w:t xml:space="preserve"> There’s only one way to know for sure</w:t>
+      </w:r>
+      <w:r>
+        <w:t xml:space="preserve"> if they were trying to kill him rather than just scare him, and that would be to let them catch him. He didn’t fancy that.</w:t>
       </w:r>
     </w:p>
     <w:p/>
@@ -86,7 +120,16 @@
     <w:p/>
     <w:p>
       <w:r>
-        <w:t>He had to spend most of the morning waiting in. For deliveries. One of the aspects of fleeing for your life in a, slightly</w:t>
+        <w:t xml:space="preserve">He’d managed to make himself coffee, but he hadn’t had any breakfast. </w:t>
+      </w:r>
+      <w:r>
+        <w:t>He had to spend most of the morning waiting in. For deliveries. One of the aspects of</w:t>
+      </w:r>
+      <w:r>
+        <w:t xml:space="preserve"> running away from an explosion, fleeing for your life</w:t>
+      </w:r>
+      <w:r>
+        <w:t xml:space="preserve"> in a, slightly</w:t>
       </w:r>
       <w:r>
         <w:t>-</w:t>
@@ -161,13 +204,22 @@
         <w:t>Sherlock Holmes had his pipe and his violin and therefore, it is to be deduced, my dear Watson, his despairing neighbours. Morse had his opera. Poirot had his tisanes,</w:t>
       </w:r>
       <w:r>
-        <w:t xml:space="preserve"> and his extremely peculiar sexual practices. Oh come on! Nobody with a moustache like that has a plain vanilla sex life.</w:t>
+        <w:t xml:space="preserve"> and his extremely peculiar sexual practices. Oh come on! Nobody with a moustache like that has a plain vanilla sex life</w:t>
+      </w:r>
+      <w:r>
+        <w:t>!</w:t>
       </w:r>
     </w:p>
     <w:p>
       <w:r>
         <w:lastRenderedPageBreak/>
-        <w:t>Klee had buses and burgers. He’d seen an interview once with a professor, some Nobel prize winner. And it was on some kind of youth show. Maybe what they call now an “Ask me anything” and, of course, somebody had asked this guy “Where do you get your ideas from?”</w:t>
+        <w:t>Klee had buses and burgers.</w:t>
+      </w:r>
+      <w:r>
+        <w:t xml:space="preserve"> Maybe coffee, buses and burgers.</w:t>
+      </w:r>
+      <w:r>
+        <w:t xml:space="preserve"> He’d seen an interview once with a professor, some Nobel prize winner. And it was on some kind of youth show. Maybe what they call now an “Ask me anything” and, of course, somebody had asked this guy “Where do you get your ideas from?”</w:t>
       </w:r>
     </w:p>
     <w:p/>
@@ -188,13 +240,19 @@
         <w:t xml:space="preserve">Klee wasn’t sure he had any good ideas in bed. </w:t>
       </w:r>
       <w:r>
-        <w:t xml:space="preserve">He had bad ideas in bed. </w:t>
-      </w:r>
-      <w:r>
-        <w:t>Yes, he knew how that sounded. And it was probably right. Terrors</w:t>
-      </w:r>
-      <w:r>
-        <w:t>?</w:t>
+        <w:t>He had bad ideas in bed</w:t>
+      </w:r>
+      <w:r>
+        <w:t xml:space="preserve"> – maybe not Poirot level bad</w:t>
+      </w:r>
+      <w:r>
+        <w:t xml:space="preserve">. </w:t>
+      </w:r>
+    </w:p>
+    <w:p/>
+    <w:p>
+      <w:r>
+        <w:t>As they say. He’d had his moments. But rarely any good ideas. He’d had scary ideas in bed.</w:t>
       </w:r>
       <w:r>
         <w:t xml:space="preserve"> Oh yeah. He had those. Frequently at four forty-four. Bad ideas? Like sleeping with Elaine Sketchley, definitely. Humiliating moments, well, he’d had a few. Where was this meandering thought going?</w:t>
@@ -203,7 +261,13 @@
     <w:p/>
     <w:p>
       <w:r>
-        <w:t>Bus. The bloke had nailed it with the bus. Upstairs and the very front if possible. It was hard not to slip into some kind of trance. It was hard not to be fascinated by what you could suddenly see over people’s fences that you couldn’t see at street level.</w:t>
+        <w:t xml:space="preserve">Bus. The bloke had nailed it with the bus. Upstairs and </w:t>
+      </w:r>
+      <w:r>
+        <w:t xml:space="preserve">at </w:t>
+      </w:r>
+      <w:r>
+        <w:t>the very front if possible. It was hard not to slip into some kind of trance. It was hard not to be fascinated by what you could suddenly see over people’s fences that you couldn’t see at street level.</w:t>
       </w:r>
       <w:r>
         <w:t xml:space="preserve"> </w:t>
@@ -218,22 +282,28 @@
         <w:t xml:space="preserve"> He always went into a shower feet first.</w:t>
       </w:r>
       <w:r>
-        <w:t xml:space="preserve"> That was another quirk maybe about Klee. Maybe it was a good question to ask someone if you were  getting to know them – when you get into the shower? Which bit of you do you get wet first? Klee hated showers with fixed heads, you sometimes got them in cheap hotels. Because he wanted to get his feet wet first. Always. </w:t>
-      </w:r>
-    </w:p>
-    <w:p/>
-    <w:p>
-      <w:r>
-        <w:t>H</w:t>
-      </w:r>
-      <w:r>
-        <w:t>e was disappointed when the famous Nobel prize-winning guy didn’t say burger. He’d seen some documentary about how the whole experience of walking into a burger restaurant – and it had been his favourite, Billy’s Burgers – was engineered to be easy, smooth and reassuring.</w:t>
-      </w:r>
-      <w:r>
-        <w:t xml:space="preserve"> The lighting. The music.</w:t>
-      </w:r>
-      <w:r>
-        <w:t xml:space="preserve"> And maybe that was it. Maybe it was that the food was the same every time. Klee never went for the new, tantalizing option.</w:t>
+        <w:t xml:space="preserve"> Did everyone do that? Or </w:t>
+      </w:r>
+      <w:r>
+        <w:t>was</w:t>
+      </w:r>
+      <w:r>
+        <w:t xml:space="preserve"> that</w:t>
+      </w:r>
+      <w:r>
+        <w:t xml:space="preserve"> another quirk</w:t>
+      </w:r>
+      <w:r>
+        <w:t xml:space="preserve"> </w:t>
+      </w:r>
+      <w:r>
+        <w:t xml:space="preserve">Maybe it was a good question to ask someone if you were  getting to know them – when you get into the shower? Which bit of you do you get wet first? Klee hated showers with fixed heads, you sometimes got them in cheap hotels. Because he wanted to get his feet wet first. Always. </w:t>
+      </w:r>
+    </w:p>
+    <w:p/>
+    <w:p>
+      <w:r>
+        <w:t>He was disappointed when the famous Nobel prize-winning guy didn’t say burger. He’d seen some documentary about how the whole experience of walking into a burger restaurant – and it had been his favourite, Billy’s Burgers – was engineered to be easy, smooth and reassuring. The lighting. The music. And maybe that was it. Maybe it was that the food was the same every time. Klee never went for the new, tantalizing option.</w:t>
       </w:r>
     </w:p>
     <w:p>
@@ -263,7 +333,13 @@
     <w:p/>
     <w:p>
       <w:r>
-        <w:t>He climbed the stairs and settled himself in the front seat.</w:t>
+        <w:t>He climbed the stairs</w:t>
+      </w:r>
+      <w:r>
+        <w:t xml:space="preserve"> of the bus to the top deck</w:t>
+      </w:r>
+      <w:r>
+        <w:t xml:space="preserve"> and settled himself in the front seat.</w:t>
       </w:r>
       <w:r>
         <w:br/>
@@ -294,31 +370,142 @@
         <w:t>, he could reward himself with</w:t>
       </w:r>
       <w:r>
-        <w:t xml:space="preserve"> a burger in Billy’s Burgers. The whole morning he’d been in a bit of a turn yourself around, sort yourself out kind of haze. Occasionally he’d check his phone. Check the app that showed him the cameras. But then he’d sink down into, what he suspected might be a new routine.</w:t>
-      </w:r>
-    </w:p>
-    <w:p/>
-    <w:p>
+        <w:t xml:space="preserve"> a burger in Billy’s Burgers. The whole morning he’d been in a bit of a turn yourself around, sort yourself out kind of haze. Occasionally he’d check his phone. Check the </w:t>
+      </w:r>
       <w:r>
         <w:lastRenderedPageBreak/>
-        <w:t xml:space="preserve">Get the bus into town, do your bits and then order a Billy’s double bubble burger. But as Ernesto Klee took that first bite. He came out of his trance, as if he’d bitten into the burger and broken a tooth.  </w:t>
-      </w:r>
-    </w:p>
-    <w:p/>
-    <w:p>
-      <w:r>
-        <w:t>This single thought brought him to his senses, and made him finish his burger, that he normally liked to savour and eat slowly. This single thought made him pick up his bags with his new clothing, jump into a cab at the rank and shout out the address of the chapel that had been his home for the last 48 hours.</w:t>
-      </w:r>
-    </w:p>
-    <w:p/>
-    <w:p>
-      <w:r>
-        <w:t>He thought he knew why the garage was empty</w:t>
-      </w:r>
-      <w:r>
-        <w:t>.</w:t>
-      </w:r>
-    </w:p>
+        <w:t>app that showed him the cameras. But then he’d sink down into, what he suspected might be a new routine.</w:t>
+      </w:r>
+    </w:p>
+    <w:p/>
+    <w:p>
+      <w:r>
+        <w:t xml:space="preserve">He bit into the Billy’s Double Bubble and his thoughts drifted away.  </w:t>
+      </w:r>
+    </w:p>
+    <w:p/>
+    <w:p>
+      <w:r>
+        <w:t xml:space="preserve">He often thought about pilots in the second world war. Probably in a highly idealised form. He’d read catch 22, and he’d read the Len Deighton books. He hadn’t read any book by actual fighter pilots and bomber pilots. </w:t>
+      </w:r>
+    </w:p>
+    <w:p/>
+    <w:p>
+      <w:r>
+        <w:t>Being in the Met and getting to be a murder detective was a bit like being in the air force – OK, the analogy was a stretch, but he wasn’t doing anything else.</w:t>
+      </w:r>
+    </w:p>
+    <w:p/>
+    <w:p>
+      <w:r>
+        <w:t xml:space="preserve">Being a pilot must have been exciting, but it was also, dangerous and terrifying. And you could only do it in the air force! OK, some of those pilots must have become civil pilots, in an age when being a civil aviation pilot was probably quite hairy. </w:t>
+      </w:r>
+      <w:r>
+        <w:t>But to really do the flying the aircraft thing, you needed to be at the centre of this enormously complicated organisation. You needed ground crew. You needed a navigator. And the rest of the crew!</w:t>
+      </w:r>
+    </w:p>
+    <w:p/>
+    <w:p>
+      <w:r>
+        <w:t xml:space="preserve">People thought you solved murders by yourself. It took a huge team. It took access to databases, labs. </w:t>
+      </w:r>
+    </w:p>
+    <w:p/>
+    <w:p>
+      <w:r>
+        <w:t>You couldn’t do it by yourself.</w:t>
+      </w:r>
+    </w:p>
+    <w:p/>
+    <w:p>
+      <w:r>
+        <w:t>And now he didn’t have that team. Now that “team” was trying to kill him.</w:t>
+      </w:r>
+    </w:p>
+    <w:p/>
+    <w:p>
+      <w:r>
+        <w:t>Maybe being a fighter pilot wasn’t glamourous at all. You were trying to kill people. And they were trying to kill people. And your “support network” well, they weren’t going to support you much if you weren’t trying to kill people in situations where people were trying to kill you.</w:t>
+      </w:r>
+    </w:p>
+    <w:p/>
+    <w:p>
+      <w:r>
+        <w:t xml:space="preserve">But the end of being a fighter pilot, you had this skill. </w:t>
+      </w:r>
+    </w:p>
+    <w:p/>
+    <w:p>
+      <w:r>
+        <w:t>What were you going to do with it?</w:t>
+      </w:r>
+    </w:p>
+    <w:p/>
+    <w:p>
+      <w:r>
+        <w:t>Fly airliners?</w:t>
+      </w:r>
+      <w:r>
+        <w:br/>
+      </w:r>
+      <w:r>
+        <w:br/>
+        <w:t>Dust crops?</w:t>
+      </w:r>
+    </w:p>
+    <w:p/>
+    <w:p>
+      <w:r>
+        <w:t>Perform aerobatic shows.</w:t>
+      </w:r>
+    </w:p>
+    <w:p/>
+    <w:p>
+      <w:r>
+        <w:t>Train other pilots.</w:t>
+      </w:r>
+    </w:p>
+    <w:p/>
+    <w:p>
+      <w:r>
+        <w:t>Ernesto Klee experienced a sudden wave of something that he didn’t experience that often – self-pity.</w:t>
+      </w:r>
+      <w:r>
+        <w:br/>
+      </w:r>
+    </w:p>
+    <w:p>
+      <w:r>
+        <w:t>Poor him! He was like a fighter pilot. Without a supporting air force. But even when he had had the air force, it hadn’t been what it seemed. He’d never really been a hero.</w:t>
+      </w:r>
+      <w:r>
+        <w:t xml:space="preserve"> </w:t>
+      </w:r>
+      <w:r>
+        <w:t>He’d been canon fodder. He wasn’t even sure which war the force he was on was fighting.</w:t>
+      </w:r>
+    </w:p>
+    <w:p/>
+    <w:p>
+      <w:r>
+        <w:t>But this squall of self-pity blew over fast. And a little bit of sunshine came out. He didn’t know what the crucial bit of flying fighters was.</w:t>
+      </w:r>
+      <w:r>
+        <w:br/>
+      </w:r>
+      <w:r>
+        <w:lastRenderedPageBreak/>
+        <w:br/>
+        <w:t>But he knew was the thrill of being a detective was. Solving puzzles.</w:t>
+      </w:r>
+    </w:p>
+    <w:p/>
+    <w:p/>
+    <w:p/>
+    <w:p/>
+    <w:p/>
+    <w:p/>
+    <w:p/>
     <w:sectPr>
       <w:pgSz w:w="12240" w:h="15840"/>
       <w:pgMar w:top="1134" w:right="1134" w:bottom="1134" w:left="1134" w:header="0" w:footer="0" w:gutter="0"/>
